--- a/QED Course/Lesson 85 QED in External Fields.docx
+++ b/QED Course/Lesson 85 QED in External Fields.docx
@@ -335,7 +335,7 @@
           </w:tcPr>
           <w:p>
             <w:r>
-              <w:t>Critical field m²/e, equal to m²c³/(eħ) = 1.32×10¹⁸ V/m</w:t>
+              <w:t>Critical field m²/e, equal to m²c³/(eℏ) = 1.32×10¹⁸ V/m</w:t>
             </w:r>
           </w:p>
         </w:tc>
@@ -1888,7 +1888,7 @@
     </w:p>
     <w:p>
       <w:r>
-        <w:t>The prefactor at E = E_c is m⁴/4π³. In SI units m⁴ means (mc²/ħ)(mc/ħ)³ = 7.763×10²⁰ s⁻¹ × (3.8616×10⁻¹³ m)⁻³ = 1.348×10⁵⁸ m⁻³ s⁻¹. Dividing by 4π³ = 124.0 gives 1.09×10⁵⁶ m⁻³ s⁻¹. Then:</w:t>
+        <w:t>The prefactor at E = E_c is m⁴/4π³. In SI units m⁴ means (mc²/ℏ)(mc/ℏ)³ = 7.763×10²⁰ s⁻¹ × (3.8616×10⁻¹³ m)⁻³ = 1.348×10⁵⁸ m⁻³ s⁻¹. Dividing by 4π³ = 124.0 gives 1.09×10⁵⁶ m⁻³ s⁻¹. Then:</w:t>
       </w:r>
     </w:p>
     <w:p>
@@ -2017,16 +2017,13 @@
         <w:tblLook w:firstColumn="1" w:firstRow="1" w:lastColumn="0" w:lastRow="0" w:noHBand="0" w:noVBand="1" w:val="04A0"/>
       </w:tblPr>
       <w:tblGrid>
-        <w:gridCol w:w="1958"/>
-        <w:gridCol w:w="1958"/>
-        <w:gridCol w:w="1958"/>
-        <w:gridCol w:w="1958"/>
-        <w:gridCol w:w="1958"/>
+        <w:gridCol w:w="3264"/>
+        <w:gridCol w:w="6528"/>
       </w:tblGrid>
       <w:tr>
         <w:tc>
           <w:tcPr>
-            <w:tcW w:type="dxa" w:w="1958"/>
+            <w:tcW w:type="dxa" w:w="3264"/>
             <w:shd w:fill="1F4E78"/>
             <w:vAlign w:val="center"/>
             <w:tcMar>
@@ -2048,7 +2045,7 @@
         </w:tc>
         <w:tc>
           <w:tcPr>
-            <w:tcW w:type="dxa" w:w="1958"/>
+            <w:tcW w:type="dxa" w:w="6528"/>
             <w:shd w:fill="1F4E78"/>
             <w:vAlign w:val="center"/>
             <w:tcMar>
@@ -2068,74 +2065,11 @@
             </w:r>
           </w:p>
         </w:tc>
-        <w:tc>
-          <w:tcPr>
-            <w:tcW w:type="dxa" w:w="1958"/>
-            <w:shd w:fill="1F4E78"/>
-            <w:vAlign w:val="center"/>
-            <w:tcMar>
-              <w:top w:w="100" w:type="dxa"/>
-              <w:start w:w="100" w:type="dxa"/>
-              <w:bottom w:w="100" w:type="dxa"/>
-              <w:end w:w="100" w:type="dxa"/>
-            </w:tcMar>
-          </w:tcPr>
-          <w:p>
-            <w:r>
-              <w:rPr>
-                <w:b/>
-                <w:color w:val="FFFFFF"/>
-              </w:rPr>
-            </w:r>
-          </w:p>
-        </w:tc>
-        <w:tc>
-          <w:tcPr>
-            <w:tcW w:type="dxa" w:w="1958"/>
-            <w:shd w:fill="1F4E78"/>
-            <w:vAlign w:val="center"/>
-            <w:tcMar>
-              <w:top w:w="100" w:type="dxa"/>
-              <w:start w:w="100" w:type="dxa"/>
-              <w:bottom w:w="100" w:type="dxa"/>
-              <w:end w:w="100" w:type="dxa"/>
-            </w:tcMar>
-          </w:tcPr>
-          <w:p>
-            <w:r>
-              <w:rPr>
-                <w:b/>
-                <w:color w:val="FFFFFF"/>
-              </w:rPr>
-            </w:r>
-          </w:p>
-        </w:tc>
-        <w:tc>
-          <w:tcPr>
-            <w:tcW w:type="dxa" w:w="1958"/>
-            <w:shd w:fill="1F4E78"/>
-            <w:vAlign w:val="center"/>
-            <w:tcMar>
-              <w:top w:w="100" w:type="dxa"/>
-              <w:start w:w="100" w:type="dxa"/>
-              <w:bottom w:w="100" w:type="dxa"/>
-              <w:end w:w="100" w:type="dxa"/>
-            </w:tcMar>
-          </w:tcPr>
-          <w:p>
-            <w:r>
-              <w:rPr>
-                <w:b/>
-                <w:color w:val="FFFFFF"/>
-              </w:rPr>
-            </w:r>
-          </w:p>
-        </w:tc>
       </w:tr>
       <w:tr>
         <w:tc>
           <w:tcPr>
-            <w:tcW w:type="dxa" w:w="1958"/>
+            <w:tcW w:type="dxa" w:w="3264"/>
             <w:vAlign w:val="center"/>
             <w:tcMar>
               <w:top w:w="100" w:type="dxa"/>
@@ -2152,7 +2086,7 @@
         </w:tc>
         <w:tc>
           <w:tcPr>
-            <w:tcW w:type="dxa" w:w="1958"/>
+            <w:tcW w:type="dxa" w:w="6528"/>
             <w:vAlign w:val="center"/>
             <w:tcMar>
               <w:top w:w="100" w:type="dxa"/>
@@ -2167,64 +2101,11 @@
             </w:r>
           </w:p>
         </w:tc>
-        <w:tc>
-          <w:tcPr>
-            <w:tcW w:type="dxa" w:w="1958"/>
-            <w:vAlign w:val="center"/>
-            <w:tcMar>
-              <w:top w:w="100" w:type="dxa"/>
-              <w:start w:w="100" w:type="dxa"/>
-              <w:bottom w:w="100" w:type="dxa"/>
-              <w:end w:w="100" w:type="dxa"/>
-            </w:tcMar>
-          </w:tcPr>
-          <w:p/>
-        </w:tc>
-        <w:tc>
-          <w:tcPr>
-            <w:tcW w:type="dxa" w:w="1958"/>
-            <w:vAlign w:val="center"/>
-            <w:tcMar>
-              <w:top w:w="100" w:type="dxa"/>
-              <w:start w:w="100" w:type="dxa"/>
-              <w:bottom w:w="100" w:type="dxa"/>
-              <w:end w:w="100" w:type="dxa"/>
-            </w:tcMar>
-          </w:tcPr>
-          <w:p/>
-        </w:tc>
-        <w:tc>
-          <w:tcPr>
-            <w:tcW w:type="dxa" w:w="1958"/>
-            <w:vAlign w:val="center"/>
-            <w:tcMar>
-              <w:top w:w="100" w:type="dxa"/>
-              <w:start w:w="100" w:type="dxa"/>
-              <w:bottom w:w="100" w:type="dxa"/>
-              <w:end w:w="100" w:type="dxa"/>
-            </w:tcMar>
-          </w:tcPr>
-          <w:p/>
-        </w:tc>
       </w:tr>
       <w:tr>
         <w:tc>
           <w:tcPr>
-            <w:tcW w:type="dxa" w:w="1958"/>
-            <w:vAlign w:val="center"/>
-            <w:shd w:fill="EAF2F8"/>
-            <w:tcMar>
-              <w:top w:w="100" w:type="dxa"/>
-              <w:start w:w="100" w:type="dxa"/>
-              <w:bottom w:w="100" w:type="dxa"/>
-              <w:end w:w="100" w:type="dxa"/>
-            </w:tcMar>
-          </w:tcPr>
-          <w:p/>
-        </w:tc>
-        <w:tc>
-          <w:tcPr>
-            <w:tcW w:type="dxa" w:w="1958"/>
+            <w:tcW w:type="dxa" w:w="3264"/>
             <w:vAlign w:val="center"/>
             <w:shd w:fill="EAF2F8"/>
             <w:tcMar>
@@ -2236,49 +2117,13 @@
           </w:tcPr>
           <w:p>
             <w:r>
-              <w:t>⟨0</w:t>
+              <w:t>|⟨0|0⟩|² = e^{−2 Im Γ}</w:t>
             </w:r>
           </w:p>
         </w:tc>
         <w:tc>
           <w:tcPr>
-            <w:tcW w:type="dxa" w:w="1958"/>
-            <w:vAlign w:val="center"/>
-            <w:shd w:fill="EAF2F8"/>
-            <w:tcMar>
-              <w:top w:w="100" w:type="dxa"/>
-              <w:start w:w="100" w:type="dxa"/>
-              <w:bottom w:w="100" w:type="dxa"/>
-              <w:end w:w="100" w:type="dxa"/>
-            </w:tcMar>
-          </w:tcPr>
-          <w:p>
-            <w:r>
-              <w:t>0⟩</w:t>
-            </w:r>
-          </w:p>
-        </w:tc>
-        <w:tc>
-          <w:tcPr>
-            <w:tcW w:type="dxa" w:w="1958"/>
-            <w:vAlign w:val="center"/>
-            <w:shd w:fill="EAF2F8"/>
-            <w:tcMar>
-              <w:top w:w="100" w:type="dxa"/>
-              <w:start w:w="100" w:type="dxa"/>
-              <w:bottom w:w="100" w:type="dxa"/>
-              <w:end w:w="100" w:type="dxa"/>
-            </w:tcMar>
-          </w:tcPr>
-          <w:p>
-            <w:r>
-              <w:t>² = e^{−2 Im Γ}</w:t>
-            </w:r>
-          </w:p>
-        </w:tc>
-        <w:tc>
-          <w:tcPr>
-            <w:tcW w:type="dxa" w:w="1958"/>
+            <w:tcW w:type="dxa" w:w="6528"/>
             <w:vAlign w:val="center"/>
             <w:shd w:fill="EAF2F8"/>
             <w:tcMar>
@@ -2298,7 +2143,7 @@
       <w:tr>
         <w:tc>
           <w:tcPr>
-            <w:tcW w:type="dxa" w:w="1958"/>
+            <w:tcW w:type="dxa" w:w="3264"/>
             <w:vAlign w:val="center"/>
             <w:tcMar>
               <w:top w:w="100" w:type="dxa"/>
@@ -2315,7 +2160,7 @@
         </w:tc>
         <w:tc>
           <w:tcPr>
-            <w:tcW w:type="dxa" w:w="1958"/>
+            <w:tcW w:type="dxa" w:w="6528"/>
             <w:vAlign w:val="center"/>
             <w:tcMar>
               <w:top w:w="100" w:type="dxa"/>
@@ -2330,50 +2175,11 @@
             </w:r>
           </w:p>
         </w:tc>
-        <w:tc>
-          <w:tcPr>
-            <w:tcW w:type="dxa" w:w="1958"/>
-            <w:vAlign w:val="center"/>
-            <w:tcMar>
-              <w:top w:w="100" w:type="dxa"/>
-              <w:start w:w="100" w:type="dxa"/>
-              <w:bottom w:w="100" w:type="dxa"/>
-              <w:end w:w="100" w:type="dxa"/>
-            </w:tcMar>
-          </w:tcPr>
-          <w:p/>
-        </w:tc>
-        <w:tc>
-          <w:tcPr>
-            <w:tcW w:type="dxa" w:w="1958"/>
-            <w:vAlign w:val="center"/>
-            <w:tcMar>
-              <w:top w:w="100" w:type="dxa"/>
-              <w:start w:w="100" w:type="dxa"/>
-              <w:bottom w:w="100" w:type="dxa"/>
-              <w:end w:w="100" w:type="dxa"/>
-            </w:tcMar>
-          </w:tcPr>
-          <w:p/>
-        </w:tc>
-        <w:tc>
-          <w:tcPr>
-            <w:tcW w:type="dxa" w:w="1958"/>
-            <w:vAlign w:val="center"/>
-            <w:tcMar>
-              <w:top w:w="100" w:type="dxa"/>
-              <w:start w:w="100" w:type="dxa"/>
-              <w:bottom w:w="100" w:type="dxa"/>
-              <w:end w:w="100" w:type="dxa"/>
-            </w:tcMar>
-          </w:tcPr>
-          <w:p/>
-        </w:tc>
       </w:tr>
       <w:tr>
         <w:tc>
           <w:tcPr>
-            <w:tcW w:type="dxa" w:w="1958"/>
+            <w:tcW w:type="dxa" w:w="3264"/>
             <w:vAlign w:val="center"/>
             <w:shd w:fill="EAF2F8"/>
             <w:tcMar>
@@ -2391,7 +2197,7 @@
         </w:tc>
         <w:tc>
           <w:tcPr>
-            <w:tcW w:type="dxa" w:w="1958"/>
+            <w:tcW w:type="dxa" w:w="6528"/>
             <w:vAlign w:val="center"/>
             <w:shd w:fill="EAF2F8"/>
             <w:tcMar>
@@ -2407,53 +2213,11 @@
             </w:r>
           </w:p>
         </w:tc>
-        <w:tc>
-          <w:tcPr>
-            <w:tcW w:type="dxa" w:w="1958"/>
-            <w:vAlign w:val="center"/>
-            <w:shd w:fill="EAF2F8"/>
-            <w:tcMar>
-              <w:top w:w="100" w:type="dxa"/>
-              <w:start w:w="100" w:type="dxa"/>
-              <w:bottom w:w="100" w:type="dxa"/>
-              <w:end w:w="100" w:type="dxa"/>
-            </w:tcMar>
-          </w:tcPr>
-          <w:p/>
-        </w:tc>
-        <w:tc>
-          <w:tcPr>
-            <w:tcW w:type="dxa" w:w="1958"/>
-            <w:vAlign w:val="center"/>
-            <w:shd w:fill="EAF2F8"/>
-            <w:tcMar>
-              <w:top w:w="100" w:type="dxa"/>
-              <w:start w:w="100" w:type="dxa"/>
-              <w:bottom w:w="100" w:type="dxa"/>
-              <w:end w:w="100" w:type="dxa"/>
-            </w:tcMar>
-          </w:tcPr>
-          <w:p/>
-        </w:tc>
-        <w:tc>
-          <w:tcPr>
-            <w:tcW w:type="dxa" w:w="1958"/>
-            <w:vAlign w:val="center"/>
-            <w:shd w:fill="EAF2F8"/>
-            <w:tcMar>
-              <w:top w:w="100" w:type="dxa"/>
-              <w:start w:w="100" w:type="dxa"/>
-              <w:bottom w:w="100" w:type="dxa"/>
-              <w:end w:w="100" w:type="dxa"/>
-            </w:tcMar>
-          </w:tcPr>
-          <w:p/>
-        </w:tc>
       </w:tr>
       <w:tr>
         <w:tc>
           <w:tcPr>
-            <w:tcW w:type="dxa" w:w="1958"/>
+            <w:tcW w:type="dxa" w:w="3264"/>
             <w:vAlign w:val="center"/>
             <w:tcMar>
               <w:top w:w="100" w:type="dxa"/>
@@ -2470,7 +2234,7 @@
         </w:tc>
         <w:tc>
           <w:tcPr>
-            <w:tcW w:type="dxa" w:w="1958"/>
+            <w:tcW w:type="dxa" w:w="6528"/>
             <w:vAlign w:val="center"/>
             <w:tcMar>
               <w:top w:w="100" w:type="dxa"/>
@@ -2485,50 +2249,11 @@
             </w:r>
           </w:p>
         </w:tc>
-        <w:tc>
-          <w:tcPr>
-            <w:tcW w:type="dxa" w:w="1958"/>
-            <w:vAlign w:val="center"/>
-            <w:tcMar>
-              <w:top w:w="100" w:type="dxa"/>
-              <w:start w:w="100" w:type="dxa"/>
-              <w:bottom w:w="100" w:type="dxa"/>
-              <w:end w:w="100" w:type="dxa"/>
-            </w:tcMar>
-          </w:tcPr>
-          <w:p/>
-        </w:tc>
-        <w:tc>
-          <w:tcPr>
-            <w:tcW w:type="dxa" w:w="1958"/>
-            <w:vAlign w:val="center"/>
-            <w:tcMar>
-              <w:top w:w="100" w:type="dxa"/>
-              <w:start w:w="100" w:type="dxa"/>
-              <w:bottom w:w="100" w:type="dxa"/>
-              <w:end w:w="100" w:type="dxa"/>
-            </w:tcMar>
-          </w:tcPr>
-          <w:p/>
-        </w:tc>
-        <w:tc>
-          <w:tcPr>
-            <w:tcW w:type="dxa" w:w="1958"/>
-            <w:vAlign w:val="center"/>
-            <w:tcMar>
-              <w:top w:w="100" w:type="dxa"/>
-              <w:start w:w="100" w:type="dxa"/>
-              <w:bottom w:w="100" w:type="dxa"/>
-              <w:end w:w="100" w:type="dxa"/>
-            </w:tcMar>
-          </w:tcPr>
-          <w:p/>
-        </w:tc>
       </w:tr>
       <w:tr>
         <w:tc>
           <w:tcPr>
-            <w:tcW w:type="dxa" w:w="1958"/>
+            <w:tcW w:type="dxa" w:w="3264"/>
             <w:vAlign w:val="center"/>
             <w:shd w:fill="EAF2F8"/>
             <w:tcMar>
@@ -2546,7 +2271,7 @@
         </w:tc>
         <w:tc>
           <w:tcPr>
-            <w:tcW w:type="dxa" w:w="1958"/>
+            <w:tcW w:type="dxa" w:w="6528"/>
             <w:vAlign w:val="center"/>
             <w:shd w:fill="EAF2F8"/>
             <w:tcMar>
@@ -2562,53 +2287,11 @@
             </w:r>
           </w:p>
         </w:tc>
-        <w:tc>
-          <w:tcPr>
-            <w:tcW w:type="dxa" w:w="1958"/>
-            <w:vAlign w:val="center"/>
-            <w:shd w:fill="EAF2F8"/>
-            <w:tcMar>
-              <w:top w:w="100" w:type="dxa"/>
-              <w:start w:w="100" w:type="dxa"/>
-              <w:bottom w:w="100" w:type="dxa"/>
-              <w:end w:w="100" w:type="dxa"/>
-            </w:tcMar>
-          </w:tcPr>
-          <w:p/>
-        </w:tc>
-        <w:tc>
-          <w:tcPr>
-            <w:tcW w:type="dxa" w:w="1958"/>
-            <w:vAlign w:val="center"/>
-            <w:shd w:fill="EAF2F8"/>
-            <w:tcMar>
-              <w:top w:w="100" w:type="dxa"/>
-              <w:start w:w="100" w:type="dxa"/>
-              <w:bottom w:w="100" w:type="dxa"/>
-              <w:end w:w="100" w:type="dxa"/>
-            </w:tcMar>
-          </w:tcPr>
-          <w:p/>
-        </w:tc>
-        <w:tc>
-          <w:tcPr>
-            <w:tcW w:type="dxa" w:w="1958"/>
-            <w:vAlign w:val="center"/>
-            <w:shd w:fill="EAF2F8"/>
-            <w:tcMar>
-              <w:top w:w="100" w:type="dxa"/>
-              <w:start w:w="100" w:type="dxa"/>
-              <w:bottom w:w="100" w:type="dxa"/>
-              <w:end w:w="100" w:type="dxa"/>
-            </w:tcMar>
-          </w:tcPr>
-          <w:p/>
-        </w:tc>
       </w:tr>
       <w:tr>
         <w:tc>
           <w:tcPr>
-            <w:tcW w:type="dxa" w:w="1958"/>
+            <w:tcW w:type="dxa" w:w="3264"/>
             <w:vAlign w:val="center"/>
             <w:tcMar>
               <w:top w:w="100" w:type="dxa"/>
@@ -2625,7 +2308,7 @@
         </w:tc>
         <w:tc>
           <w:tcPr>
-            <w:tcW w:type="dxa" w:w="1958"/>
+            <w:tcW w:type="dxa" w:w="6528"/>
             <w:vAlign w:val="center"/>
             <w:tcMar>
               <w:top w:w="100" w:type="dxa"/>
@@ -2639,45 +2322,6 @@
               <w:t>Charged vacuum; the meaning of a vacuum, Lesson 86</w:t>
             </w:r>
           </w:p>
-        </w:tc>
-        <w:tc>
-          <w:tcPr>
-            <w:tcW w:type="dxa" w:w="1958"/>
-            <w:vAlign w:val="center"/>
-            <w:tcMar>
-              <w:top w:w="100" w:type="dxa"/>
-              <w:start w:w="100" w:type="dxa"/>
-              <w:bottom w:w="100" w:type="dxa"/>
-              <w:end w:w="100" w:type="dxa"/>
-            </w:tcMar>
-          </w:tcPr>
-          <w:p/>
-        </w:tc>
-        <w:tc>
-          <w:tcPr>
-            <w:tcW w:type="dxa" w:w="1958"/>
-            <w:vAlign w:val="center"/>
-            <w:tcMar>
-              <w:top w:w="100" w:type="dxa"/>
-              <w:start w:w="100" w:type="dxa"/>
-              <w:bottom w:w="100" w:type="dxa"/>
-              <w:end w:w="100" w:type="dxa"/>
-            </w:tcMar>
-          </w:tcPr>
-          <w:p/>
-        </w:tc>
-        <w:tc>
-          <w:tcPr>
-            <w:tcW w:type="dxa" w:w="1958"/>
-            <w:vAlign w:val="center"/>
-            <w:tcMar>
-              <w:top w:w="100" w:type="dxa"/>
-              <w:start w:w="100" w:type="dxa"/>
-              <w:bottom w:w="100" w:type="dxa"/>
-              <w:end w:w="100" w:type="dxa"/>
-            </w:tcMar>
-          </w:tcPr>
-          <w:p/>
         </w:tc>
       </w:tr>
     </w:tbl>
@@ -2791,16 +2435,13 @@
         <w:tblLook w:firstColumn="1" w:firstRow="1" w:lastColumn="0" w:lastRow="0" w:noHBand="0" w:noVBand="1" w:val="04A0"/>
       </w:tblPr>
       <w:tblGrid>
-        <w:gridCol w:w="1958"/>
-        <w:gridCol w:w="1958"/>
-        <w:gridCol w:w="1958"/>
-        <w:gridCol w:w="1958"/>
-        <w:gridCol w:w="1958"/>
+        <w:gridCol w:w="720"/>
+        <w:gridCol w:w="9072"/>
       </w:tblGrid>
       <w:tr>
         <w:tc>
           <w:tcPr>
-            <w:tcW w:type="dxa" w:w="1958"/>
+            <w:tcW w:type="dxa" w:w="720"/>
             <w:shd w:fill="1F4E78"/>
             <w:vAlign w:val="center"/>
             <w:tcMar>
@@ -2822,7 +2463,7 @@
         </w:tc>
         <w:tc>
           <w:tcPr>
-            <w:tcW w:type="dxa" w:w="1958"/>
+            <w:tcW w:type="dxa" w:w="9072"/>
             <w:shd w:fill="1F4E78"/>
             <w:vAlign w:val="center"/>
             <w:tcMar>
@@ -2842,74 +2483,11 @@
             </w:r>
           </w:p>
         </w:tc>
-        <w:tc>
-          <w:tcPr>
-            <w:tcW w:type="dxa" w:w="1958"/>
-            <w:shd w:fill="1F4E78"/>
-            <w:vAlign w:val="center"/>
-            <w:tcMar>
-              <w:top w:w="100" w:type="dxa"/>
-              <w:start w:w="100" w:type="dxa"/>
-              <w:bottom w:w="100" w:type="dxa"/>
-              <w:end w:w="100" w:type="dxa"/>
-            </w:tcMar>
-          </w:tcPr>
-          <w:p>
-            <w:r>
-              <w:rPr>
-                <w:b/>
-                <w:color w:val="FFFFFF"/>
-              </w:rPr>
-            </w:r>
-          </w:p>
-        </w:tc>
-        <w:tc>
-          <w:tcPr>
-            <w:tcW w:type="dxa" w:w="1958"/>
-            <w:shd w:fill="1F4E78"/>
-            <w:vAlign w:val="center"/>
-            <w:tcMar>
-              <w:top w:w="100" w:type="dxa"/>
-              <w:start w:w="100" w:type="dxa"/>
-              <w:bottom w:w="100" w:type="dxa"/>
-              <w:end w:w="100" w:type="dxa"/>
-            </w:tcMar>
-          </w:tcPr>
-          <w:p>
-            <w:r>
-              <w:rPr>
-                <w:b/>
-                <w:color w:val="FFFFFF"/>
-              </w:rPr>
-            </w:r>
-          </w:p>
-        </w:tc>
-        <w:tc>
-          <w:tcPr>
-            <w:tcW w:type="dxa" w:w="1958"/>
-            <w:shd w:fill="1F4E78"/>
-            <w:vAlign w:val="center"/>
-            <w:tcMar>
-              <w:top w:w="100" w:type="dxa"/>
-              <w:start w:w="100" w:type="dxa"/>
-              <w:bottom w:w="100" w:type="dxa"/>
-              <w:end w:w="100" w:type="dxa"/>
-            </w:tcMar>
-          </w:tcPr>
-          <w:p>
-            <w:r>
-              <w:rPr>
-                <w:b/>
-                <w:color w:val="FFFFFF"/>
-              </w:rPr>
-            </w:r>
-          </w:p>
-        </w:tc>
       </w:tr>
       <w:tr>
         <w:tc>
           <w:tcPr>
-            <w:tcW w:type="dxa" w:w="1958"/>
+            <w:tcW w:type="dxa" w:w="720"/>
             <w:vAlign w:val="center"/>
             <w:tcMar>
               <w:top w:w="100" w:type="dxa"/>
@@ -2926,7 +2504,7 @@
         </w:tc>
         <w:tc>
           <w:tcPr>
-            <w:tcW w:type="dxa" w:w="1958"/>
+            <w:tcW w:type="dxa" w:w="9072"/>
             <w:vAlign w:val="center"/>
             <w:tcMar>
               <w:top w:w="100" w:type="dxa"/>
@@ -2941,50 +2519,11 @@
             </w:r>
           </w:p>
         </w:tc>
-        <w:tc>
-          <w:tcPr>
-            <w:tcW w:type="dxa" w:w="1958"/>
-            <w:vAlign w:val="center"/>
-            <w:tcMar>
-              <w:top w:w="100" w:type="dxa"/>
-              <w:start w:w="100" w:type="dxa"/>
-              <w:bottom w:w="100" w:type="dxa"/>
-              <w:end w:w="100" w:type="dxa"/>
-            </w:tcMar>
-          </w:tcPr>
-          <w:p/>
-        </w:tc>
-        <w:tc>
-          <w:tcPr>
-            <w:tcW w:type="dxa" w:w="1958"/>
-            <w:vAlign w:val="center"/>
-            <w:tcMar>
-              <w:top w:w="100" w:type="dxa"/>
-              <w:start w:w="100" w:type="dxa"/>
-              <w:bottom w:w="100" w:type="dxa"/>
-              <w:end w:w="100" w:type="dxa"/>
-            </w:tcMar>
-          </w:tcPr>
-          <w:p/>
-        </w:tc>
-        <w:tc>
-          <w:tcPr>
-            <w:tcW w:type="dxa" w:w="1958"/>
-            <w:vAlign w:val="center"/>
-            <w:tcMar>
-              <w:top w:w="100" w:type="dxa"/>
-              <w:start w:w="100" w:type="dxa"/>
-              <w:bottom w:w="100" w:type="dxa"/>
-              <w:end w:w="100" w:type="dxa"/>
-            </w:tcMar>
-          </w:tcPr>
-          <w:p/>
-        </w:tc>
       </w:tr>
       <w:tr>
         <w:tc>
           <w:tcPr>
-            <w:tcW w:type="dxa" w:w="1958"/>
+            <w:tcW w:type="dxa" w:w="720"/>
             <w:vAlign w:val="center"/>
             <w:shd w:fill="EAF2F8"/>
             <w:tcMar>
@@ -3002,7 +2541,7 @@
         </w:tc>
         <w:tc>
           <w:tcPr>
-            <w:tcW w:type="dxa" w:w="1958"/>
+            <w:tcW w:type="dxa" w:w="9072"/>
             <w:vAlign w:val="center"/>
             <w:shd w:fill="EAF2F8"/>
             <w:tcMar>
@@ -3018,53 +2557,11 @@
             </w:r>
           </w:p>
         </w:tc>
-        <w:tc>
-          <w:tcPr>
-            <w:tcW w:type="dxa" w:w="1958"/>
-            <w:vAlign w:val="center"/>
-            <w:shd w:fill="EAF2F8"/>
-            <w:tcMar>
-              <w:top w:w="100" w:type="dxa"/>
-              <w:start w:w="100" w:type="dxa"/>
-              <w:bottom w:w="100" w:type="dxa"/>
-              <w:end w:w="100" w:type="dxa"/>
-            </w:tcMar>
-          </w:tcPr>
-          <w:p/>
-        </w:tc>
-        <w:tc>
-          <w:tcPr>
-            <w:tcW w:type="dxa" w:w="1958"/>
-            <w:vAlign w:val="center"/>
-            <w:shd w:fill="EAF2F8"/>
-            <w:tcMar>
-              <w:top w:w="100" w:type="dxa"/>
-              <w:start w:w="100" w:type="dxa"/>
-              <w:bottom w:w="100" w:type="dxa"/>
-              <w:end w:w="100" w:type="dxa"/>
-            </w:tcMar>
-          </w:tcPr>
-          <w:p/>
-        </w:tc>
-        <w:tc>
-          <w:tcPr>
-            <w:tcW w:type="dxa" w:w="1958"/>
-            <w:vAlign w:val="center"/>
-            <w:shd w:fill="EAF2F8"/>
-            <w:tcMar>
-              <w:top w:w="100" w:type="dxa"/>
-              <w:start w:w="100" w:type="dxa"/>
-              <w:bottom w:w="100" w:type="dxa"/>
-              <w:end w:w="100" w:type="dxa"/>
-            </w:tcMar>
-          </w:tcPr>
-          <w:p/>
-        </w:tc>
       </w:tr>
       <w:tr>
         <w:tc>
           <w:tcPr>
-            <w:tcW w:type="dxa" w:w="1958"/>
+            <w:tcW w:type="dxa" w:w="720"/>
             <w:vAlign w:val="center"/>
             <w:tcMar>
               <w:top w:w="100" w:type="dxa"/>
@@ -3081,7 +2578,7 @@
         </w:tc>
         <w:tc>
           <w:tcPr>
-            <w:tcW w:type="dxa" w:w="1958"/>
+            <w:tcW w:type="dxa" w:w="9072"/>
             <w:vAlign w:val="center"/>
             <w:tcMar>
               <w:top w:w="100" w:type="dxa"/>
@@ -3092,58 +2589,7 @@
           </w:tcPr>
           <w:p>
             <w:r>
-              <w:t>Show that</w:t>
-            </w:r>
-          </w:p>
-        </w:tc>
-        <w:tc>
-          <w:tcPr>
-            <w:tcW w:type="dxa" w:w="1958"/>
-            <w:vAlign w:val="center"/>
-            <w:tcMar>
-              <w:top w:w="100" w:type="dxa"/>
-              <w:start w:w="100" w:type="dxa"/>
-              <w:bottom w:w="100" w:type="dxa"/>
-              <w:end w:w="100" w:type="dxa"/>
-            </w:tcMar>
-          </w:tcPr>
-          <w:p>
-            <w:r>
-              <w:t>⟨0</w:t>
-            </w:r>
-          </w:p>
-        </w:tc>
-        <w:tc>
-          <w:tcPr>
-            <w:tcW w:type="dxa" w:w="1958"/>
-            <w:vAlign w:val="center"/>
-            <w:tcMar>
-              <w:top w:w="100" w:type="dxa"/>
-              <w:start w:w="100" w:type="dxa"/>
-              <w:bottom w:w="100" w:type="dxa"/>
-              <w:end w:w="100" w:type="dxa"/>
-            </w:tcMar>
-          </w:tcPr>
-          <w:p>
-            <w:r>
-              <w:t>0⟩</w:t>
-            </w:r>
-          </w:p>
-        </w:tc>
-        <w:tc>
-          <w:tcPr>
-            <w:tcW w:type="dxa" w:w="1958"/>
-            <w:vAlign w:val="center"/>
-            <w:tcMar>
-              <w:top w:w="100" w:type="dxa"/>
-              <w:start w:w="100" w:type="dxa"/>
-              <w:bottom w:w="100" w:type="dxa"/>
-              <w:end w:w="100" w:type="dxa"/>
-            </w:tcMar>
-          </w:tcPr>
-          <w:p>
-            <w:r>
-              <w:t>² = e^{−2 Im Γ}, and explain why Im Γ &gt; 0 for an unstable vacuum.</w:t>
+              <w:t>Show that |⟨0|0⟩|² = e^{−2 Im Γ}, and explain why Im Γ &gt; 0 for an unstable vacuum.</w:t>
             </w:r>
           </w:p>
         </w:tc>
@@ -3151,7 +2597,7 @@
       <w:tr>
         <w:tc>
           <w:tcPr>
-            <w:tcW w:type="dxa" w:w="1958"/>
+            <w:tcW w:type="dxa" w:w="720"/>
             <w:vAlign w:val="center"/>
             <w:shd w:fill="EAF2F8"/>
             <w:tcMar>
@@ -3169,7 +2615,7 @@
         </w:tc>
         <w:tc>
           <w:tcPr>
-            <w:tcW w:type="dxa" w:w="1958"/>
+            <w:tcW w:type="dxa" w:w="9072"/>
             <w:vAlign w:val="center"/>
             <w:shd w:fill="EAF2F8"/>
             <w:tcMar>
@@ -3185,53 +2631,11 @@
             </w:r>
           </w:p>
         </w:tc>
-        <w:tc>
-          <w:tcPr>
-            <w:tcW w:type="dxa" w:w="1958"/>
-            <w:vAlign w:val="center"/>
-            <w:shd w:fill="EAF2F8"/>
-            <w:tcMar>
-              <w:top w:w="100" w:type="dxa"/>
-              <w:start w:w="100" w:type="dxa"/>
-              <w:bottom w:w="100" w:type="dxa"/>
-              <w:end w:w="100" w:type="dxa"/>
-            </w:tcMar>
-          </w:tcPr>
-          <w:p/>
-        </w:tc>
-        <w:tc>
-          <w:tcPr>
-            <w:tcW w:type="dxa" w:w="1958"/>
-            <w:vAlign w:val="center"/>
-            <w:shd w:fill="EAF2F8"/>
-            <w:tcMar>
-              <w:top w:w="100" w:type="dxa"/>
-              <w:start w:w="100" w:type="dxa"/>
-              <w:bottom w:w="100" w:type="dxa"/>
-              <w:end w:w="100" w:type="dxa"/>
-            </w:tcMar>
-          </w:tcPr>
-          <w:p/>
-        </w:tc>
-        <w:tc>
-          <w:tcPr>
-            <w:tcW w:type="dxa" w:w="1958"/>
-            <w:vAlign w:val="center"/>
-            <w:shd w:fill="EAF2F8"/>
-            <w:tcMar>
-              <w:top w:w="100" w:type="dxa"/>
-              <w:start w:w="100" w:type="dxa"/>
-              <w:bottom w:w="100" w:type="dxa"/>
-              <w:end w:w="100" w:type="dxa"/>
-            </w:tcMar>
-          </w:tcPr>
-          <w:p/>
-        </w:tc>
       </w:tr>
       <w:tr>
         <w:tc>
           <w:tcPr>
-            <w:tcW w:type="dxa" w:w="1958"/>
+            <w:tcW w:type="dxa" w:w="720"/>
             <w:vAlign w:val="center"/>
             <w:tcMar>
               <w:top w:w="100" w:type="dxa"/>
@@ -3248,7 +2652,7 @@
         </w:tc>
         <w:tc>
           <w:tcPr>
-            <w:tcW w:type="dxa" w:w="1958"/>
+            <w:tcW w:type="dxa" w:w="9072"/>
             <w:vAlign w:val="center"/>
             <w:tcMar>
               <w:top w:w="100" w:type="dxa"/>
@@ -3263,50 +2667,11 @@
             </w:r>
           </w:p>
         </w:tc>
-        <w:tc>
-          <w:tcPr>
-            <w:tcW w:type="dxa" w:w="1958"/>
-            <w:vAlign w:val="center"/>
-            <w:tcMar>
-              <w:top w:w="100" w:type="dxa"/>
-              <w:start w:w="100" w:type="dxa"/>
-              <w:bottom w:w="100" w:type="dxa"/>
-              <w:end w:w="100" w:type="dxa"/>
-            </w:tcMar>
-          </w:tcPr>
-          <w:p/>
-        </w:tc>
-        <w:tc>
-          <w:tcPr>
-            <w:tcW w:type="dxa" w:w="1958"/>
-            <w:vAlign w:val="center"/>
-            <w:tcMar>
-              <w:top w:w="100" w:type="dxa"/>
-              <w:start w:w="100" w:type="dxa"/>
-              <w:bottom w:w="100" w:type="dxa"/>
-              <w:end w:w="100" w:type="dxa"/>
-            </w:tcMar>
-          </w:tcPr>
-          <w:p/>
-        </w:tc>
-        <w:tc>
-          <w:tcPr>
-            <w:tcW w:type="dxa" w:w="1958"/>
-            <w:vAlign w:val="center"/>
-            <w:tcMar>
-              <w:top w:w="100" w:type="dxa"/>
-              <w:start w:w="100" w:type="dxa"/>
-              <w:bottom w:w="100" w:type="dxa"/>
-              <w:end w:w="100" w:type="dxa"/>
-            </w:tcMar>
-          </w:tcPr>
-          <w:p/>
-        </w:tc>
       </w:tr>
       <w:tr>
         <w:tc>
           <w:tcPr>
-            <w:tcW w:type="dxa" w:w="1958"/>
+            <w:tcW w:type="dxa" w:w="720"/>
             <w:vAlign w:val="center"/>
             <w:shd w:fill="EAF2F8"/>
             <w:tcMar>
@@ -3324,7 +2689,7 @@
         </w:tc>
         <w:tc>
           <w:tcPr>
-            <w:tcW w:type="dxa" w:w="1958"/>
+            <w:tcW w:type="dxa" w:w="9072"/>
             <w:vAlign w:val="center"/>
             <w:shd w:fill="EAF2F8"/>
             <w:tcMar>
@@ -3340,53 +2705,11 @@
             </w:r>
           </w:p>
         </w:tc>
-        <w:tc>
-          <w:tcPr>
-            <w:tcW w:type="dxa" w:w="1958"/>
-            <w:vAlign w:val="center"/>
-            <w:shd w:fill="EAF2F8"/>
-            <w:tcMar>
-              <w:top w:w="100" w:type="dxa"/>
-              <w:start w:w="100" w:type="dxa"/>
-              <w:bottom w:w="100" w:type="dxa"/>
-              <w:end w:w="100" w:type="dxa"/>
-            </w:tcMar>
-          </w:tcPr>
-          <w:p/>
-        </w:tc>
-        <w:tc>
-          <w:tcPr>
-            <w:tcW w:type="dxa" w:w="1958"/>
-            <w:vAlign w:val="center"/>
-            <w:shd w:fill="EAF2F8"/>
-            <w:tcMar>
-              <w:top w:w="100" w:type="dxa"/>
-              <w:start w:w="100" w:type="dxa"/>
-              <w:bottom w:w="100" w:type="dxa"/>
-              <w:end w:w="100" w:type="dxa"/>
-            </w:tcMar>
-          </w:tcPr>
-          <w:p/>
-        </w:tc>
-        <w:tc>
-          <w:tcPr>
-            <w:tcW w:type="dxa" w:w="1958"/>
-            <w:vAlign w:val="center"/>
-            <w:shd w:fill="EAF2F8"/>
-            <w:tcMar>
-              <w:top w:w="100" w:type="dxa"/>
-              <w:start w:w="100" w:type="dxa"/>
-              <w:bottom w:w="100" w:type="dxa"/>
-              <w:end w:w="100" w:type="dxa"/>
-            </w:tcMar>
-          </w:tcPr>
-          <w:p/>
-        </w:tc>
       </w:tr>
       <w:tr>
         <w:tc>
           <w:tcPr>
-            <w:tcW w:type="dxa" w:w="1958"/>
+            <w:tcW w:type="dxa" w:w="720"/>
             <w:vAlign w:val="center"/>
             <w:tcMar>
               <w:top w:w="100" w:type="dxa"/>
@@ -3403,7 +2726,7 @@
         </w:tc>
         <w:tc>
           <w:tcPr>
-            <w:tcW w:type="dxa" w:w="1958"/>
+            <w:tcW w:type="dxa" w:w="9072"/>
             <w:vAlign w:val="center"/>
             <w:tcMar>
               <w:top w:w="100" w:type="dxa"/>
@@ -3418,50 +2741,11 @@
             </w:r>
           </w:p>
         </w:tc>
-        <w:tc>
-          <w:tcPr>
-            <w:tcW w:type="dxa" w:w="1958"/>
-            <w:vAlign w:val="center"/>
-            <w:tcMar>
-              <w:top w:w="100" w:type="dxa"/>
-              <w:start w:w="100" w:type="dxa"/>
-              <w:bottom w:w="100" w:type="dxa"/>
-              <w:end w:w="100" w:type="dxa"/>
-            </w:tcMar>
-          </w:tcPr>
-          <w:p/>
-        </w:tc>
-        <w:tc>
-          <w:tcPr>
-            <w:tcW w:type="dxa" w:w="1958"/>
-            <w:vAlign w:val="center"/>
-            <w:tcMar>
-              <w:top w:w="100" w:type="dxa"/>
-              <w:start w:w="100" w:type="dxa"/>
-              <w:bottom w:w="100" w:type="dxa"/>
-              <w:end w:w="100" w:type="dxa"/>
-            </w:tcMar>
-          </w:tcPr>
-          <w:p/>
-        </w:tc>
-        <w:tc>
-          <w:tcPr>
-            <w:tcW w:type="dxa" w:w="1958"/>
-            <w:vAlign w:val="center"/>
-            <w:tcMar>
-              <w:top w:w="100" w:type="dxa"/>
-              <w:start w:w="100" w:type="dxa"/>
-              <w:bottom w:w="100" w:type="dxa"/>
-              <w:end w:w="100" w:type="dxa"/>
-            </w:tcMar>
-          </w:tcPr>
-          <w:p/>
-        </w:tc>
       </w:tr>
       <w:tr>
         <w:tc>
           <w:tcPr>
-            <w:tcW w:type="dxa" w:w="1958"/>
+            <w:tcW w:type="dxa" w:w="720"/>
             <w:vAlign w:val="center"/>
             <w:shd w:fill="EAF2F8"/>
             <w:tcMar>
@@ -3479,7 +2763,7 @@
         </w:tc>
         <w:tc>
           <w:tcPr>
-            <w:tcW w:type="dxa" w:w="1958"/>
+            <w:tcW w:type="dxa" w:w="9072"/>
             <w:vAlign w:val="center"/>
             <w:shd w:fill="EAF2F8"/>
             <w:tcMar>
@@ -3495,53 +2779,11 @@
             </w:r>
           </w:p>
         </w:tc>
-        <w:tc>
-          <w:tcPr>
-            <w:tcW w:type="dxa" w:w="1958"/>
-            <w:vAlign w:val="center"/>
-            <w:shd w:fill="EAF2F8"/>
-            <w:tcMar>
-              <w:top w:w="100" w:type="dxa"/>
-              <w:start w:w="100" w:type="dxa"/>
-              <w:bottom w:w="100" w:type="dxa"/>
-              <w:end w:w="100" w:type="dxa"/>
-            </w:tcMar>
-          </w:tcPr>
-          <w:p/>
-        </w:tc>
-        <w:tc>
-          <w:tcPr>
-            <w:tcW w:type="dxa" w:w="1958"/>
-            <w:vAlign w:val="center"/>
-            <w:shd w:fill="EAF2F8"/>
-            <w:tcMar>
-              <w:top w:w="100" w:type="dxa"/>
-              <w:start w:w="100" w:type="dxa"/>
-              <w:bottom w:w="100" w:type="dxa"/>
-              <w:end w:w="100" w:type="dxa"/>
-            </w:tcMar>
-          </w:tcPr>
-          <w:p/>
-        </w:tc>
-        <w:tc>
-          <w:tcPr>
-            <w:tcW w:type="dxa" w:w="1958"/>
-            <w:vAlign w:val="center"/>
-            <w:shd w:fill="EAF2F8"/>
-            <w:tcMar>
-              <w:top w:w="100" w:type="dxa"/>
-              <w:start w:w="100" w:type="dxa"/>
-              <w:bottom w:w="100" w:type="dxa"/>
-              <w:end w:w="100" w:type="dxa"/>
-            </w:tcMar>
-          </w:tcPr>
-          <w:p/>
-        </w:tc>
       </w:tr>
       <w:tr>
         <w:tc>
           <w:tcPr>
-            <w:tcW w:type="dxa" w:w="1958"/>
+            <w:tcW w:type="dxa" w:w="720"/>
             <w:vAlign w:val="center"/>
             <w:tcMar>
               <w:top w:w="100" w:type="dxa"/>
@@ -3558,7 +2800,7 @@
         </w:tc>
         <w:tc>
           <w:tcPr>
-            <w:tcW w:type="dxa" w:w="1958"/>
+            <w:tcW w:type="dxa" w:w="9072"/>
             <w:vAlign w:val="center"/>
             <w:tcMar>
               <w:top w:w="100" w:type="dxa"/>
@@ -3573,50 +2815,11 @@
             </w:r>
           </w:p>
         </w:tc>
-        <w:tc>
-          <w:tcPr>
-            <w:tcW w:type="dxa" w:w="1958"/>
-            <w:vAlign w:val="center"/>
-            <w:tcMar>
-              <w:top w:w="100" w:type="dxa"/>
-              <w:start w:w="100" w:type="dxa"/>
-              <w:bottom w:w="100" w:type="dxa"/>
-              <w:end w:w="100" w:type="dxa"/>
-            </w:tcMar>
-          </w:tcPr>
-          <w:p/>
-        </w:tc>
-        <w:tc>
-          <w:tcPr>
-            <w:tcW w:type="dxa" w:w="1958"/>
-            <w:vAlign w:val="center"/>
-            <w:tcMar>
-              <w:top w:w="100" w:type="dxa"/>
-              <w:start w:w="100" w:type="dxa"/>
-              <w:bottom w:w="100" w:type="dxa"/>
-              <w:end w:w="100" w:type="dxa"/>
-            </w:tcMar>
-          </w:tcPr>
-          <w:p/>
-        </w:tc>
-        <w:tc>
-          <w:tcPr>
-            <w:tcW w:type="dxa" w:w="1958"/>
-            <w:vAlign w:val="center"/>
-            <w:tcMar>
-              <w:top w:w="100" w:type="dxa"/>
-              <w:start w:w="100" w:type="dxa"/>
-              <w:bottom w:w="100" w:type="dxa"/>
-              <w:end w:w="100" w:type="dxa"/>
-            </w:tcMar>
-          </w:tcPr>
-          <w:p/>
-        </w:tc>
       </w:tr>
       <w:tr>
         <w:tc>
           <w:tcPr>
-            <w:tcW w:type="dxa" w:w="1958"/>
+            <w:tcW w:type="dxa" w:w="720"/>
             <w:vAlign w:val="center"/>
             <w:shd w:fill="EAF2F8"/>
             <w:tcMar>
@@ -3634,7 +2837,7 @@
         </w:tc>
         <w:tc>
           <w:tcPr>
-            <w:tcW w:type="dxa" w:w="1958"/>
+            <w:tcW w:type="dxa" w:w="9072"/>
             <w:vAlign w:val="center"/>
             <w:shd w:fill="EAF2F8"/>
             <w:tcMar>
@@ -3650,53 +2853,11 @@
             </w:r>
           </w:p>
         </w:tc>
-        <w:tc>
-          <w:tcPr>
-            <w:tcW w:type="dxa" w:w="1958"/>
-            <w:vAlign w:val="center"/>
-            <w:shd w:fill="EAF2F8"/>
-            <w:tcMar>
-              <w:top w:w="100" w:type="dxa"/>
-              <w:start w:w="100" w:type="dxa"/>
-              <w:bottom w:w="100" w:type="dxa"/>
-              <w:end w:w="100" w:type="dxa"/>
-            </w:tcMar>
-          </w:tcPr>
-          <w:p/>
-        </w:tc>
-        <w:tc>
-          <w:tcPr>
-            <w:tcW w:type="dxa" w:w="1958"/>
-            <w:vAlign w:val="center"/>
-            <w:shd w:fill="EAF2F8"/>
-            <w:tcMar>
-              <w:top w:w="100" w:type="dxa"/>
-              <w:start w:w="100" w:type="dxa"/>
-              <w:bottom w:w="100" w:type="dxa"/>
-              <w:end w:w="100" w:type="dxa"/>
-            </w:tcMar>
-          </w:tcPr>
-          <w:p/>
-        </w:tc>
-        <w:tc>
-          <w:tcPr>
-            <w:tcW w:type="dxa" w:w="1958"/>
-            <w:vAlign w:val="center"/>
-            <w:shd w:fill="EAF2F8"/>
-            <w:tcMar>
-              <w:top w:w="100" w:type="dxa"/>
-              <w:start w:w="100" w:type="dxa"/>
-              <w:bottom w:w="100" w:type="dxa"/>
-              <w:end w:w="100" w:type="dxa"/>
-            </w:tcMar>
-          </w:tcPr>
-          <w:p/>
-        </w:tc>
       </w:tr>
       <w:tr>
         <w:tc>
           <w:tcPr>
-            <w:tcW w:type="dxa" w:w="1958"/>
+            <w:tcW w:type="dxa" w:w="720"/>
             <w:vAlign w:val="center"/>
             <w:tcMar>
               <w:top w:w="100" w:type="dxa"/>
@@ -3713,7 +2874,7 @@
         </w:tc>
         <w:tc>
           <w:tcPr>
-            <w:tcW w:type="dxa" w:w="1958"/>
+            <w:tcW w:type="dxa" w:w="9072"/>
             <w:vAlign w:val="center"/>
             <w:tcMar>
               <w:top w:w="100" w:type="dxa"/>
@@ -3728,50 +2889,11 @@
             </w:r>
           </w:p>
         </w:tc>
-        <w:tc>
-          <w:tcPr>
-            <w:tcW w:type="dxa" w:w="1958"/>
-            <w:vAlign w:val="center"/>
-            <w:tcMar>
-              <w:top w:w="100" w:type="dxa"/>
-              <w:start w:w="100" w:type="dxa"/>
-              <w:bottom w:w="100" w:type="dxa"/>
-              <w:end w:w="100" w:type="dxa"/>
-            </w:tcMar>
-          </w:tcPr>
-          <w:p/>
-        </w:tc>
-        <w:tc>
-          <w:tcPr>
-            <w:tcW w:type="dxa" w:w="1958"/>
-            <w:vAlign w:val="center"/>
-            <w:tcMar>
-              <w:top w:w="100" w:type="dxa"/>
-              <w:start w:w="100" w:type="dxa"/>
-              <w:bottom w:w="100" w:type="dxa"/>
-              <w:end w:w="100" w:type="dxa"/>
-            </w:tcMar>
-          </w:tcPr>
-          <w:p/>
-        </w:tc>
-        <w:tc>
-          <w:tcPr>
-            <w:tcW w:type="dxa" w:w="1958"/>
-            <w:vAlign w:val="center"/>
-            <w:tcMar>
-              <w:top w:w="100" w:type="dxa"/>
-              <w:start w:w="100" w:type="dxa"/>
-              <w:bottom w:w="100" w:type="dxa"/>
-              <w:end w:w="100" w:type="dxa"/>
-            </w:tcMar>
-          </w:tcPr>
-          <w:p/>
-        </w:tc>
       </w:tr>
       <w:tr>
         <w:tc>
           <w:tcPr>
-            <w:tcW w:type="dxa" w:w="1958"/>
+            <w:tcW w:type="dxa" w:w="720"/>
             <w:vAlign w:val="center"/>
             <w:shd w:fill="EAF2F8"/>
             <w:tcMar>
@@ -3789,7 +2911,7 @@
         </w:tc>
         <w:tc>
           <w:tcPr>
-            <w:tcW w:type="dxa" w:w="1958"/>
+            <w:tcW w:type="dxa" w:w="9072"/>
             <w:vAlign w:val="center"/>
             <w:shd w:fill="EAF2F8"/>
             <w:tcMar>
@@ -3805,53 +2927,11 @@
             </w:r>
           </w:p>
         </w:tc>
-        <w:tc>
-          <w:tcPr>
-            <w:tcW w:type="dxa" w:w="1958"/>
-            <w:vAlign w:val="center"/>
-            <w:shd w:fill="EAF2F8"/>
-            <w:tcMar>
-              <w:top w:w="100" w:type="dxa"/>
-              <w:start w:w="100" w:type="dxa"/>
-              <w:bottom w:w="100" w:type="dxa"/>
-              <w:end w:w="100" w:type="dxa"/>
-            </w:tcMar>
-          </w:tcPr>
-          <w:p/>
-        </w:tc>
-        <w:tc>
-          <w:tcPr>
-            <w:tcW w:type="dxa" w:w="1958"/>
-            <w:vAlign w:val="center"/>
-            <w:shd w:fill="EAF2F8"/>
-            <w:tcMar>
-              <w:top w:w="100" w:type="dxa"/>
-              <w:start w:w="100" w:type="dxa"/>
-              <w:bottom w:w="100" w:type="dxa"/>
-              <w:end w:w="100" w:type="dxa"/>
-            </w:tcMar>
-          </w:tcPr>
-          <w:p/>
-        </w:tc>
-        <w:tc>
-          <w:tcPr>
-            <w:tcW w:type="dxa" w:w="1958"/>
-            <w:vAlign w:val="center"/>
-            <w:shd w:fill="EAF2F8"/>
-            <w:tcMar>
-              <w:top w:w="100" w:type="dxa"/>
-              <w:start w:w="100" w:type="dxa"/>
-              <w:bottom w:w="100" w:type="dxa"/>
-              <w:end w:w="100" w:type="dxa"/>
-            </w:tcMar>
-          </w:tcPr>
-          <w:p/>
-        </w:tc>
       </w:tr>
       <w:tr>
         <w:tc>
           <w:tcPr>
-            <w:tcW w:type="dxa" w:w="1958"/>
+            <w:tcW w:type="dxa" w:w="720"/>
             <w:vAlign w:val="center"/>
             <w:tcMar>
               <w:top w:w="100" w:type="dxa"/>
@@ -3868,7 +2948,7 @@
         </w:tc>
         <w:tc>
           <w:tcPr>
-            <w:tcW w:type="dxa" w:w="1958"/>
+            <w:tcW w:type="dxa" w:w="9072"/>
             <w:vAlign w:val="center"/>
             <w:tcMar>
               <w:top w:w="100" w:type="dxa"/>
@@ -3883,50 +2963,11 @@
             </w:r>
           </w:p>
         </w:tc>
-        <w:tc>
-          <w:tcPr>
-            <w:tcW w:type="dxa" w:w="1958"/>
-            <w:vAlign w:val="center"/>
-            <w:tcMar>
-              <w:top w:w="100" w:type="dxa"/>
-              <w:start w:w="100" w:type="dxa"/>
-              <w:bottom w:w="100" w:type="dxa"/>
-              <w:end w:w="100" w:type="dxa"/>
-            </w:tcMar>
-          </w:tcPr>
-          <w:p/>
-        </w:tc>
-        <w:tc>
-          <w:tcPr>
-            <w:tcW w:type="dxa" w:w="1958"/>
-            <w:vAlign w:val="center"/>
-            <w:tcMar>
-              <w:top w:w="100" w:type="dxa"/>
-              <w:start w:w="100" w:type="dxa"/>
-              <w:bottom w:w="100" w:type="dxa"/>
-              <w:end w:w="100" w:type="dxa"/>
-            </w:tcMar>
-          </w:tcPr>
-          <w:p/>
-        </w:tc>
-        <w:tc>
-          <w:tcPr>
-            <w:tcW w:type="dxa" w:w="1958"/>
-            <w:vAlign w:val="center"/>
-            <w:tcMar>
-              <w:top w:w="100" w:type="dxa"/>
-              <w:start w:w="100" w:type="dxa"/>
-              <w:bottom w:w="100" w:type="dxa"/>
-              <w:end w:w="100" w:type="dxa"/>
-            </w:tcMar>
-          </w:tcPr>
-          <w:p/>
-        </w:tc>
       </w:tr>
       <w:tr>
         <w:tc>
           <w:tcPr>
-            <w:tcW w:type="dxa" w:w="1958"/>
+            <w:tcW w:type="dxa" w:w="720"/>
             <w:vAlign w:val="center"/>
             <w:shd w:fill="EAF2F8"/>
             <w:tcMar>
@@ -3944,7 +2985,7 @@
         </w:tc>
         <w:tc>
           <w:tcPr>
-            <w:tcW w:type="dxa" w:w="1958"/>
+            <w:tcW w:type="dxa" w:w="9072"/>
             <w:vAlign w:val="center"/>
             <w:shd w:fill="EAF2F8"/>
             <w:tcMar>
@@ -3960,53 +3001,11 @@
             </w:r>
           </w:p>
         </w:tc>
-        <w:tc>
-          <w:tcPr>
-            <w:tcW w:type="dxa" w:w="1958"/>
-            <w:vAlign w:val="center"/>
-            <w:shd w:fill="EAF2F8"/>
-            <w:tcMar>
-              <w:top w:w="100" w:type="dxa"/>
-              <w:start w:w="100" w:type="dxa"/>
-              <w:bottom w:w="100" w:type="dxa"/>
-              <w:end w:w="100" w:type="dxa"/>
-            </w:tcMar>
-          </w:tcPr>
-          <w:p/>
-        </w:tc>
-        <w:tc>
-          <w:tcPr>
-            <w:tcW w:type="dxa" w:w="1958"/>
-            <w:vAlign w:val="center"/>
-            <w:shd w:fill="EAF2F8"/>
-            <w:tcMar>
-              <w:top w:w="100" w:type="dxa"/>
-              <w:start w:w="100" w:type="dxa"/>
-              <w:bottom w:w="100" w:type="dxa"/>
-              <w:end w:w="100" w:type="dxa"/>
-            </w:tcMar>
-          </w:tcPr>
-          <w:p/>
-        </w:tc>
-        <w:tc>
-          <w:tcPr>
-            <w:tcW w:type="dxa" w:w="1958"/>
-            <w:vAlign w:val="center"/>
-            <w:shd w:fill="EAF2F8"/>
-            <w:tcMar>
-              <w:top w:w="100" w:type="dxa"/>
-              <w:start w:w="100" w:type="dxa"/>
-              <w:bottom w:w="100" w:type="dxa"/>
-              <w:end w:w="100" w:type="dxa"/>
-            </w:tcMar>
-          </w:tcPr>
-          <w:p/>
-        </w:tc>
       </w:tr>
       <w:tr>
         <w:tc>
           <w:tcPr>
-            <w:tcW w:type="dxa" w:w="1958"/>
+            <w:tcW w:type="dxa" w:w="720"/>
             <w:vAlign w:val="center"/>
             <w:tcMar>
               <w:top w:w="100" w:type="dxa"/>
@@ -4023,7 +3022,7 @@
         </w:tc>
         <w:tc>
           <w:tcPr>
-            <w:tcW w:type="dxa" w:w="1958"/>
+            <w:tcW w:type="dxa" w:w="9072"/>
             <w:vAlign w:val="center"/>
             <w:tcMar>
               <w:top w:w="100" w:type="dxa"/>
@@ -4038,50 +3037,11 @@
             </w:r>
           </w:p>
         </w:tc>
-        <w:tc>
-          <w:tcPr>
-            <w:tcW w:type="dxa" w:w="1958"/>
-            <w:vAlign w:val="center"/>
-            <w:tcMar>
-              <w:top w:w="100" w:type="dxa"/>
-              <w:start w:w="100" w:type="dxa"/>
-              <w:bottom w:w="100" w:type="dxa"/>
-              <w:end w:w="100" w:type="dxa"/>
-            </w:tcMar>
-          </w:tcPr>
-          <w:p/>
-        </w:tc>
-        <w:tc>
-          <w:tcPr>
-            <w:tcW w:type="dxa" w:w="1958"/>
-            <w:vAlign w:val="center"/>
-            <w:tcMar>
-              <w:top w:w="100" w:type="dxa"/>
-              <w:start w:w="100" w:type="dxa"/>
-              <w:bottom w:w="100" w:type="dxa"/>
-              <w:end w:w="100" w:type="dxa"/>
-            </w:tcMar>
-          </w:tcPr>
-          <w:p/>
-        </w:tc>
-        <w:tc>
-          <w:tcPr>
-            <w:tcW w:type="dxa" w:w="1958"/>
-            <w:vAlign w:val="center"/>
-            <w:tcMar>
-              <w:top w:w="100" w:type="dxa"/>
-              <w:start w:w="100" w:type="dxa"/>
-              <w:bottom w:w="100" w:type="dxa"/>
-              <w:end w:w="100" w:type="dxa"/>
-            </w:tcMar>
-          </w:tcPr>
-          <w:p/>
-        </w:tc>
       </w:tr>
       <w:tr>
         <w:tc>
           <w:tcPr>
-            <w:tcW w:type="dxa" w:w="1958"/>
+            <w:tcW w:type="dxa" w:w="720"/>
             <w:vAlign w:val="center"/>
             <w:shd w:fill="EAF2F8"/>
             <w:tcMar>
@@ -4099,7 +3059,7 @@
         </w:tc>
         <w:tc>
           <w:tcPr>
-            <w:tcW w:type="dxa" w:w="1958"/>
+            <w:tcW w:type="dxa" w:w="9072"/>
             <w:vAlign w:val="center"/>
             <w:shd w:fill="EAF2F8"/>
             <w:tcMar>
@@ -4114,48 +3074,6 @@
               <w:t>Challenge: show that the semiclassical argument and Schwinger's n = 1 term agree, including the factor 2 for spin, and explain why the scalar case has the alternating series Σ(−1)^{n+1}n⁻² with half the prefactor.</w:t>
             </w:r>
           </w:p>
-        </w:tc>
-        <w:tc>
-          <w:tcPr>
-            <w:tcW w:type="dxa" w:w="1958"/>
-            <w:vAlign w:val="center"/>
-            <w:shd w:fill="EAF2F8"/>
-            <w:tcMar>
-              <w:top w:w="100" w:type="dxa"/>
-              <w:start w:w="100" w:type="dxa"/>
-              <w:bottom w:w="100" w:type="dxa"/>
-              <w:end w:w="100" w:type="dxa"/>
-            </w:tcMar>
-          </w:tcPr>
-          <w:p/>
-        </w:tc>
-        <w:tc>
-          <w:tcPr>
-            <w:tcW w:type="dxa" w:w="1958"/>
-            <w:vAlign w:val="center"/>
-            <w:shd w:fill="EAF2F8"/>
-            <w:tcMar>
-              <w:top w:w="100" w:type="dxa"/>
-              <w:start w:w="100" w:type="dxa"/>
-              <w:bottom w:w="100" w:type="dxa"/>
-              <w:end w:w="100" w:type="dxa"/>
-            </w:tcMar>
-          </w:tcPr>
-          <w:p/>
-        </w:tc>
-        <w:tc>
-          <w:tcPr>
-            <w:tcW w:type="dxa" w:w="1958"/>
-            <w:vAlign w:val="center"/>
-            <w:shd w:fill="EAF2F8"/>
-            <w:tcMar>
-              <w:top w:w="100" w:type="dxa"/>
-              <w:start w:w="100" w:type="dxa"/>
-              <w:bottom w:w="100" w:type="dxa"/>
-              <w:end w:w="100" w:type="dxa"/>
-            </w:tcMar>
-          </w:tcPr>
-          <w:p/>
         </w:tc>
       </w:tr>
     </w:tbl>
